--- a/job-search/resumes/17_Cardinal_Health_Consultant_IT_Product_Implementation_Business.docx
+++ b/job-search/resumes/17_Cardinal_Health_Consultant_IT_Product_Implementation_Business.docx
@@ -56,7 +56,7 @@
     </w:p>
     <w:p>
       <w:pPr>
-        <w:spacing w:after="60" w:before="160" w:line="240" w:lineRule="auto"/>
+        <w:spacing w:after="60" w:before="140" w:line="240" w:lineRule="auto"/>
         <w:pBdr>
           <w:bottom w:val="single" w:sz="6" w:space="2" w:color="BFBFBF"/>
         </w:pBdr>
@@ -84,12 +84,12 @@
           <w:i w:val="0"/>
           <w:sz w:val="20"/>
         </w:rPr>
-        <w:t>Business analyst with 6+ years acting as the bridge between business partners and technical teams, translating business need into requirements that survive design, build, test and release. Writes user stories and acceptance criteria, authors test cases, partners with QA through defect triage, and drives UAT and business acceptance to formal sign-off. Managed pharmaceutical master data across 1,000+ SKUs and built the reporting that flagged supply and inventory risk in real time. Comfortable across SAP, SQL Server, Snowflake and Informatica, performing impact and scope analysis over integrated systems before build. M.S. Information Systems; B.E. Industrial Engineering.</w:t>
+        <w:t>Business analyst with 6+ years acting as the bridge between business partners and technical teams, translating business need into requirements that hold through design, build, testing and release. Writes user stories and acceptance criteria, authors test cases, partners with QA through defect triage, and drives UAT and business acceptance to formal sign-off. Managed 1,000+ pharmaceutical SKUs across East and West Africa and drove a $50M logistics cost reduction through cost-benefit and root cause analysis. Advanced SQL and Python with Power BI and Tableau — dashboards that cut reporting time 30% and KPI frameworks presented monthly to senior leadership.</w:t>
       </w:r>
     </w:p>
     <w:p>
       <w:pPr>
-        <w:spacing w:after="60" w:before="160" w:line="240" w:lineRule="auto"/>
+        <w:spacing w:after="60" w:before="140" w:line="240" w:lineRule="auto"/>
         <w:pBdr>
           <w:bottom w:val="single" w:sz="6" w:space="2" w:color="BFBFBF"/>
         </w:pBdr>
@@ -117,12 +117,12 @@
           <w:i w:val="0"/>
           <w:sz w:val="19"/>
         </w:rPr>
-        <w:t>Requirements Elicitation &amp; Documentation  ·  User Stories &amp; Acceptance Criteria  ·  UAT &amp; Business Acceptance Testing  ·  Test Case Authoring &amp; QA Partnership  ·  Current/Future-State Process Analysis  ·  Requirements Traceability  ·  Systems &amp; Integration Impact Analysis  ·  ERP (SAP) Implementation Support  ·  Solution Documentation  ·  Healthcare &amp; Pharmaceutical Data  ·  Stakeholder Communication  ·  Mentoring &amp; Knowledge Transfer</w:t>
+        <w:t>healthcare data  ·  solution documentation  ·  QA partnership  ·  functional requirements  ·  requirements elicitation  ·  requirements traceability  ·  full SDLC  ·  test case authoring  ·  stakeholder management  ·  Excel (advanced)  ·  user stories  ·  acceptance criteria  ·  process flows &amp; mapping (Visio)  ·  use cases</w:t>
       </w:r>
     </w:p>
     <w:p>
       <w:pPr>
-        <w:spacing w:after="60" w:before="160" w:line="240" w:lineRule="auto"/>
+        <w:spacing w:after="60" w:before="140" w:line="240" w:lineRule="auto"/>
         <w:pBdr>
           <w:bottom w:val="single" w:sz="6" w:space="2" w:color="BFBFBF"/>
         </w:pBdr>
@@ -156,7 +156,47 @@
           <w:rFonts w:ascii="Calibri" w:hAnsi="Calibri"/>
           <w:sz w:val="20"/>
         </w:rPr>
-        <w:t>Requirements elicitation, functional &amp; non-functional specs, user stories, acceptance criteria, process flows (Visio), current/future-state and gap analysis</w:t>
+        <w:t>solution documentation, functional requirements, requirements elicitation, requirements traceability, full SDLC, user stories, acceptance criteria, process flows &amp; mapping (Visio), use cases</w:t>
+      </w:r>
+    </w:p>
+    <w:p>
+      <w:pPr>
+        <w:spacing w:after="20" w:before="0" w:line="240" w:lineRule="auto"/>
+      </w:pPr>
+      <w:r>
+        <w:rPr>
+          <w:rFonts w:ascii="Calibri" w:hAnsi="Calibri"/>
+          <w:b/>
+          <w:sz w:val="20"/>
+        </w:rPr>
+        <w:t xml:space="preserve">Domain Expertise: </w:t>
+      </w:r>
+      <w:r>
+        <w:rPr>
+          <w:rFonts w:ascii="Calibri" w:hAnsi="Calibri"/>
+          <w:sz w:val="20"/>
+        </w:rPr>
+        <w:t>healthcare data</w:t>
+      </w:r>
+    </w:p>
+    <w:p>
+      <w:pPr>
+        <w:spacing w:after="20" w:before="0" w:line="240" w:lineRule="auto"/>
+      </w:pPr>
+      <w:r>
+        <w:rPr>
+          <w:rFonts w:ascii="Calibri" w:hAnsi="Calibri"/>
+          <w:b/>
+          <w:sz w:val="20"/>
+        </w:rPr>
+        <w:t xml:space="preserve">Testing &amp; Quality: </w:t>
+      </w:r>
+      <w:r>
+        <w:rPr>
+          <w:rFonts w:ascii="Calibri" w:hAnsi="Calibri"/>
+          <w:sz w:val="20"/>
+        </w:rPr>
+        <w:t>QA partnership, test case authoring, test planning</w:t>
       </w:r>
     </w:p>
     <w:p>
@@ -176,7 +216,7 @@
           <w:rFonts w:ascii="Calibri" w:hAnsi="Calibri"/>
           <w:sz w:val="20"/>
         </w:rPr>
-        <w:t>Agile/Scrum, SAFe, Waterfall, hybrid delivery, JIRA, Confluence, Smartsheet, Lean, root cause analysis</w:t>
+        <w:t>stakeholder management, Agile, PowerPoint &amp; executive presentation, Agile/Scrum, Waterfall, JIRA, Confluence</w:t>
       </w:r>
     </w:p>
     <w:p>
@@ -189,34 +229,14 @@
           <w:b/>
           <w:sz w:val="20"/>
         </w:rPr>
-        <w:t xml:space="preserve">Testing &amp; Quality: </w:t>
+        <w:t xml:space="preserve">Languages &amp; Querying: </w:t>
       </w:r>
       <w:r>
         <w:rPr>
           <w:rFonts w:ascii="Calibri" w:hAnsi="Calibri"/>
           <w:sz w:val="20"/>
         </w:rPr>
-        <w:t>Test scenarios &amp; test cases, test data preparation, QA partnership, defect triage, UAT and business acceptance</w:t>
-      </w:r>
-    </w:p>
-    <w:p>
-      <w:pPr>
-        <w:spacing w:after="20" w:before="0" w:line="240" w:lineRule="auto"/>
-      </w:pPr>
-      <w:r>
-        <w:rPr>
-          <w:rFonts w:ascii="Calibri" w:hAnsi="Calibri"/>
-          <w:b/>
-          <w:sz w:val="20"/>
-        </w:rPr>
-        <w:t xml:space="preserve">Analytics &amp; Querying: </w:t>
-      </w:r>
-      <w:r>
-        <w:rPr>
-          <w:rFonts w:ascii="Calibri" w:hAnsi="Calibri"/>
-          <w:sz w:val="20"/>
-        </w:rPr>
-        <w:t>SQL (advanced), Python (Pandas, NumPy, Scikit-learn), Excel (advanced), SAS, VBA, PowerShell</w:t>
+        <w:t>Excel (advanced), SQL (advanced), Python (Pandas, NumPy, Scikit-learn), VBA</w:t>
       </w:r>
     </w:p>
     <w:p>
@@ -236,7 +256,7 @@
           <w:rFonts w:ascii="Calibri" w:hAnsi="Calibri"/>
           <w:sz w:val="20"/>
         </w:rPr>
-        <w:t>ETL pipeline development, Informatica, large-dataset cleaning &amp; processing, data modeling, database design, system integration</w:t>
+        <w:t>system &amp; data integration, ETL pipeline development, Informatica, data modeling</w:t>
       </w:r>
     </w:p>
     <w:p>
@@ -249,19 +269,19 @@
           <w:b/>
           <w:sz w:val="20"/>
         </w:rPr>
-        <w:t xml:space="preserve">Cloud &amp; Delivery: </w:t>
+        <w:t xml:space="preserve">Data Governance: </w:t>
       </w:r>
       <w:r>
         <w:rPr>
           <w:rFonts w:ascii="Calibri" w:hAnsi="Calibri"/>
           <w:sz w:val="20"/>
         </w:rPr>
-        <w:t>Cloud platforms (AWS/Azure/GCP), CI/CD pipelines, Snowflake, SQL Server</w:t>
+        <w:t>auditability &amp; controls</w:t>
       </w:r>
     </w:p>
     <w:p>
       <w:pPr>
-        <w:spacing w:after="60" w:before="160" w:line="240" w:lineRule="auto"/>
+        <w:spacing w:after="60" w:before="140" w:line="240" w:lineRule="auto"/>
         <w:pBdr>
           <w:bottom w:val="single" w:sz="6" w:space="2" w:color="BFBFBF"/>
         </w:pBdr>
@@ -331,7 +351,21 @@
           <w:rFonts w:ascii="Calibri" w:hAnsi="Calibri"/>
           <w:sz w:val="20"/>
         </w:rPr>
-        <w:t>Analyze current- and future-state business processes to identify gaps, dependencies and improvement opportunities ahead of build.</w:t>
+        <w:t>Author test scenarios and detailed test cases aligned to documented requirements, partner with QA through execution and defect triage, and support business acceptance sign-off.</w:t>
+      </w:r>
+    </w:p>
+    <w:p>
+      <w:pPr>
+        <w:pStyle w:val="ListBullet"/>
+        <w:spacing w:after="40" w:before="0" w:line="240" w:lineRule="auto"/>
+        <w:ind w:left="259" w:hanging="187"/>
+      </w:pPr>
+      <w:r>
+        <w:rPr>
+          <w:rFonts w:ascii="Calibri" w:hAnsi="Calibri"/>
+          <w:sz w:val="20"/>
+        </w:rPr>
+        <w:t>Partnered with product and operations teams to turn analysis into process improvements, contributing to a $10,000 monthly labor cost reduction.</w:t>
       </w:r>
     </w:p>
     <w:p>
@@ -359,20 +393,6 @@
           <w:rFonts w:ascii="Calibri" w:hAnsi="Calibri"/>
           <w:sz w:val="20"/>
         </w:rPr>
-        <w:t>Track analytics and delivery work in JIRA and document standards, templates and procedures in Confluence, maintaining backlog visibility, ownership and dependency tracking.</w:t>
-      </w:r>
-    </w:p>
-    <w:p>
-      <w:pPr>
-        <w:pStyle w:val="ListBullet"/>
-        <w:spacing w:after="40" w:before="0" w:line="240" w:lineRule="auto"/>
-        <w:ind w:left="259" w:hanging="187"/>
-      </w:pPr>
-      <w:r>
-        <w:rPr>
-          <w:rFonts w:ascii="Calibri" w:hAnsi="Calibri"/>
-          <w:sz w:val="20"/>
-        </w:rPr>
         <w:t>Built analytical models for the transportation function that exposed critical deficiencies in the bidding process, delivering recommendations worth $10M in annual cost savings.</w:t>
       </w:r>
     </w:p>
@@ -387,7 +407,7 @@
           <w:rFonts w:ascii="Calibri" w:hAnsi="Calibri"/>
           <w:sz w:val="20"/>
         </w:rPr>
-        <w:t>Partnered with product and operations teams to turn analysis into process improvements, contributing to a $10,000 monthly labor cost reduction.</w:t>
+        <w:t>Serve as an expert resource to report consumers and mentor junior analysts on analytical methods, documentation standards and stakeholder communication.</w:t>
       </w:r>
     </w:p>
     <w:p>
@@ -401,7 +421,7 @@
           <w:rFonts w:ascii="Calibri" w:hAnsi="Calibri"/>
           <w:sz w:val="20"/>
         </w:rPr>
-        <w:t>Author test scenarios and detailed test cases aligned to documented requirements, partner with QA through execution and defect triage, and support business acceptance sign-off.</w:t>
+        <w:t>Engineered and deployed interactive Power BI dashboards integrating disparate enterprise data sources, cutting reporting time 30% and generating $20,000 in annual savings.</w:t>
       </w:r>
     </w:p>
     <w:p>
@@ -415,7 +435,7 @@
           <w:rFonts w:ascii="Calibri" w:hAnsi="Calibri"/>
           <w:sz w:val="20"/>
         </w:rPr>
-        <w:t>Maintain requirements traceability and version control across delivery cycles, keeping changes auditable from initial request through release.</w:t>
+        <w:t>Developed SQL and Python analyses across large-scale sales datasets to surface demand-supply imbalances, improving forecast accuracy 25% and informing inventory and capacity decisions.</w:t>
       </w:r>
     </w:p>
     <w:p>
@@ -457,7 +477,63 @@
           <w:rFonts w:ascii="Calibri" w:hAnsi="Calibri"/>
           <w:sz w:val="20"/>
         </w:rPr>
+        <w:t>Validated delivered functionality against documented requirements through structured business acceptance testing at cutover.</w:t>
+      </w:r>
+    </w:p>
+    <w:p>
+      <w:pPr>
+        <w:pStyle w:val="ListBullet"/>
+        <w:spacing w:after="40" w:before="0" w:line="240" w:lineRule="auto"/>
+        <w:ind w:left="259" w:hanging="187"/>
+      </w:pPr>
+      <w:r>
+        <w:rPr>
+          <w:rFonts w:ascii="Calibri" w:hAnsi="Calibri"/>
+          <w:sz w:val="20"/>
+        </w:rPr>
+        <w:t>Conducted cost-benefit and root cause analysis in SQL, Power BI and Tableau across pharmaceutical operations, identifying inefficiencies that drove a $50M reduction in logistics costs.</w:t>
+      </w:r>
+    </w:p>
+    <w:p>
+      <w:pPr>
+        <w:pStyle w:val="ListBullet"/>
+        <w:spacing w:after="40" w:before="0" w:line="240" w:lineRule="auto"/>
+        <w:ind w:left="259" w:hanging="187"/>
+      </w:pPr>
+      <w:r>
+        <w:rPr>
+          <w:rFonts w:ascii="Calibri" w:hAnsi="Calibri"/>
+          <w:sz w:val="20"/>
+        </w:rPr>
         <w:t>Led migration of manual data processes into SAP, applying master data management and validation controls to achieve 100% data integrity and cut data entry errors 40%.</w:t>
+      </w:r>
+    </w:p>
+    <w:p>
+      <w:pPr>
+        <w:pStyle w:val="ListBullet"/>
+        <w:spacing w:after="40" w:before="0" w:line="240" w:lineRule="auto"/>
+        <w:ind w:left="259" w:hanging="187"/>
+      </w:pPr>
+      <w:r>
+        <w:rPr>
+          <w:rFonts w:ascii="Calibri" w:hAnsi="Calibri"/>
+          <w:sz w:val="20"/>
+        </w:rPr>
+        <w:t>Managed and analyzed data for 1,000+ pharmaceutical SKUs across East and West Africa, building reporting infrastructure to monitor supply-demand balance and flag inventory risk in real time.</w:t>
+      </w:r>
+    </w:p>
+    <w:p>
+      <w:pPr>
+        <w:pStyle w:val="ListBullet"/>
+        <w:spacing w:after="40" w:before="0" w:line="240" w:lineRule="auto"/>
+        <w:ind w:left="259" w:hanging="187"/>
+      </w:pPr>
+      <w:r>
+        <w:rPr>
+          <w:rFonts w:ascii="Calibri" w:hAnsi="Calibri"/>
+          <w:sz w:val="20"/>
+        </w:rPr>
+        <w:t>Integrated SSRS with SQL Server and Excel to automate reporting pipelines, eliminating manual reporting effort and improving data accessibility for business and IT teams.</w:t>
       </w:r>
     </w:p>
     <w:p>
@@ -485,68 +561,12 @@
           <w:rFonts w:ascii="Calibri" w:hAnsi="Calibri"/>
           <w:sz w:val="20"/>
         </w:rPr>
-        <w:t>Managed analytics delivery under Agile/Scrum and Waterfall in JIRA, tracking work items, owners, status, dependencies and risks while aligning stakeholders on roadmaps.</w:t>
+        <w:t>Improved demand forecast accuracy 20% through recurring performance reviews with planners and business subject-matter experts, using statistical models and historical trend analysis.</w:t>
       </w:r>
     </w:p>
     <w:p>
       <w:pPr>
-        <w:pStyle w:val="ListBullet"/>
-        <w:spacing w:after="40" w:before="0" w:line="240" w:lineRule="auto"/>
-        <w:ind w:left="259" w:hanging="187"/>
-      </w:pPr>
-      <w:r>
-        <w:rPr>
-          <w:rFonts w:ascii="Calibri" w:hAnsi="Calibri"/>
-          <w:sz w:val="20"/>
-        </w:rPr>
-        <w:t>Conducted cost-benefit and root cause analysis in SQL, Power BI and Tableau across pharmaceutical operations, identifying inefficiencies that drove a $50M reduction in logistics costs.</w:t>
-      </w:r>
-    </w:p>
-    <w:p>
-      <w:pPr>
-        <w:pStyle w:val="ListBullet"/>
-        <w:spacing w:after="40" w:before="0" w:line="240" w:lineRule="auto"/>
-        <w:ind w:left="259" w:hanging="187"/>
-      </w:pPr>
-      <w:r>
-        <w:rPr>
-          <w:rFonts w:ascii="Calibri" w:hAnsi="Calibri"/>
-          <w:sz w:val="20"/>
-        </w:rPr>
-        <w:t>Managed and analyzed data for 1,000+ pharmaceutical SKUs across East and West Africa, building reporting infrastructure to monitor supply-demand balance and flag inventory risk in real time.</w:t>
-      </w:r>
-    </w:p>
-    <w:p>
-      <w:pPr>
-        <w:pStyle w:val="ListBullet"/>
-        <w:spacing w:after="40" w:before="0" w:line="240" w:lineRule="auto"/>
-        <w:ind w:left="259" w:hanging="187"/>
-      </w:pPr>
-      <w:r>
-        <w:rPr>
-          <w:rFonts w:ascii="Calibri" w:hAnsi="Calibri"/>
-          <w:sz w:val="20"/>
-        </w:rPr>
-        <w:t>Validated delivered functionality against documented requirements through structured business acceptance testing at cutover.</w:t>
-      </w:r>
-    </w:p>
-    <w:p>
-      <w:pPr>
-        <w:pStyle w:val="ListBullet"/>
-        <w:spacing w:after="40" w:before="0" w:line="240" w:lineRule="auto"/>
-        <w:ind w:left="259" w:hanging="187"/>
-      </w:pPr>
-      <w:r>
-        <w:rPr>
-          <w:rFonts w:ascii="Calibri" w:hAnsi="Calibri"/>
-          <w:sz w:val="20"/>
-        </w:rPr>
-        <w:t>Established a standardized Informatica ETL operating procedure for product data ingestion into SAP, creating consistent, auditable and lineage-traceable data flows across business functions.</w:t>
-      </w:r>
-    </w:p>
-    <w:p>
-      <w:pPr>
-        <w:spacing w:after="60" w:before="160" w:line="240" w:lineRule="auto"/>
+        <w:spacing w:after="60" w:before="140" w:line="240" w:lineRule="auto"/>
         <w:pBdr>
           <w:bottom w:val="single" w:sz="6" w:space="2" w:color="BFBFBF"/>
         </w:pBdr>
@@ -621,7 +641,7 @@
     </w:p>
     <w:sectPr>
       <w:pgSz w:w="12240" w:h="15840"/>
-      <w:pgMar w:top="720" w:right="936" w:bottom="720" w:left="936" w:header="720" w:footer="720" w:gutter="0"/>
+      <w:pgMar w:top="720" w:right="864" w:bottom="720" w:left="864" w:header="720" w:footer="720" w:gutter="0"/>
       <w:cols w:space="720"/>
       <w:docGrid w:linePitch="360"/>
     </w:sectPr>
